--- a/Adamu_Habu_CV.docx
+++ b/Adamu_Habu_CV.docx
@@ -5998,11 +5998,13 @@
         <w:spacing w:before="1"/>
         <w:ind w:left="418" w:hanging="184"/>
         <w:rPr>
-          <w:sz w:val="20"/>
-        </w:rPr>
-      </w:pPr>
-      <w:r>
-        <w:rPr>
+          <w:color w:val="000000" w:themeColor="text1"/>
+          <w:sz w:val="20"/>
+        </w:rPr>
+      </w:pPr>
+      <w:r>
+        <w:rPr>
+          <w:color w:val="000000" w:themeColor="text1"/>
           <w:spacing w:val="-2"/>
           <w:sz w:val="20"/>
         </w:rPr>
@@ -6010,6 +6012,7 @@
       </w:r>
       <w:r>
         <w:rPr>
+          <w:color w:val="000000" w:themeColor="text1"/>
           <w:spacing w:val="34"/>
           <w:sz w:val="20"/>
         </w:rPr>
@@ -6017,6 +6020,7 @@
       </w:r>
       <w:r>
         <w:rPr>
+          <w:color w:val="000000" w:themeColor="text1"/>
           <w:spacing w:val="-2"/>
           <w:sz w:val="20"/>
         </w:rPr>
@@ -6024,6 +6028,7 @@
       </w:r>
       <w:r>
         <w:rPr>
+          <w:color w:val="000000" w:themeColor="text1"/>
           <w:spacing w:val="-1"/>
           <w:sz w:val="20"/>
         </w:rPr>
@@ -6031,6 +6036,7 @@
       </w:r>
       <w:r>
         <w:rPr>
+          <w:color w:val="000000" w:themeColor="text1"/>
           <w:spacing w:val="-2"/>
           <w:sz w:val="20"/>
         </w:rPr>
@@ -6038,6 +6044,7 @@
       </w:r>
       <w:r>
         <w:rPr>
+          <w:color w:val="000000" w:themeColor="text1"/>
           <w:spacing w:val="-3"/>
           <w:sz w:val="20"/>
         </w:rPr>
@@ -6045,6 +6052,7 @@
       </w:r>
       <w:r>
         <w:rPr>
+          <w:color w:val="000000" w:themeColor="text1"/>
           <w:spacing w:val="-2"/>
           <w:sz w:val="20"/>
         </w:rPr>
@@ -6052,6 +6060,7 @@
       </w:r>
       <w:r>
         <w:rPr>
+          <w:color w:val="000000" w:themeColor="text1"/>
           <w:spacing w:val="-3"/>
           <w:sz w:val="20"/>
         </w:rPr>
@@ -6059,6 +6068,7 @@
       </w:r>
       <w:r>
         <w:rPr>
+          <w:color w:val="000000" w:themeColor="text1"/>
           <w:spacing w:val="-2"/>
           <w:sz w:val="20"/>
         </w:rPr>
@@ -6066,6 +6076,7 @@
       </w:r>
       <w:r>
         <w:rPr>
+          <w:color w:val="000000" w:themeColor="text1"/>
           <w:spacing w:val="-3"/>
           <w:sz w:val="20"/>
         </w:rPr>
@@ -6073,6 +6084,7 @@
       </w:r>
       <w:r>
         <w:rPr>
+          <w:color w:val="000000" w:themeColor="text1"/>
           <w:spacing w:val="-2"/>
           <w:sz w:val="20"/>
         </w:rPr>
@@ -6080,6 +6092,7 @@
       </w:r>
       <w:r>
         <w:rPr>
+          <w:color w:val="000000" w:themeColor="text1"/>
           <w:spacing w:val="-3"/>
           <w:sz w:val="20"/>
         </w:rPr>
@@ -6087,6 +6100,7 @@
       </w:r>
       <w:r>
         <w:rPr>
+          <w:color w:val="000000" w:themeColor="text1"/>
           <w:spacing w:val="-5"/>
           <w:sz w:val="20"/>
         </w:rPr>
@@ -6106,11 +6120,13 @@
         <w:spacing w:before="1"/>
         <w:ind w:left="418" w:hanging="184"/>
         <w:rPr>
-          <w:sz w:val="20"/>
-        </w:rPr>
-      </w:pPr>
-      <w:r>
-        <w:rPr>
+          <w:color w:val="000000" w:themeColor="text1"/>
+          <w:sz w:val="20"/>
+        </w:rPr>
+      </w:pPr>
+      <w:r>
+        <w:rPr>
+          <w:color w:val="000000" w:themeColor="text1"/>
           <w:sz w:val="20"/>
         </w:rPr>
         <w:t>AngularJS and Bootstrap 3</w:t>
@@ -6129,11 +6145,13 @@
         <w:spacing w:before="15"/>
         <w:ind w:left="418" w:hanging="184"/>
         <w:rPr>
-          <w:sz w:val="20"/>
-        </w:rPr>
-      </w:pPr>
-      <w:r>
-        <w:rPr>
+          <w:color w:val="000000" w:themeColor="text1"/>
+          <w:sz w:val="20"/>
+        </w:rPr>
+      </w:pPr>
+      <w:r>
+        <w:rPr>
+          <w:color w:val="000000" w:themeColor="text1"/>
           <w:spacing w:val="-2"/>
           <w:sz w:val="20"/>
         </w:rPr>
@@ -6141,6 +6159,7 @@
       </w:r>
       <w:r>
         <w:rPr>
+          <w:color w:val="000000" w:themeColor="text1"/>
           <w:spacing w:val="-9"/>
           <w:sz w:val="20"/>
         </w:rPr>
@@ -6148,6 +6167,7 @@
       </w:r>
       <w:r>
         <w:rPr>
+          <w:color w:val="000000" w:themeColor="text1"/>
           <w:spacing w:val="-2"/>
           <w:sz w:val="20"/>
         </w:rPr>
@@ -6155,6 +6175,7 @@
       </w:r>
       <w:r>
         <w:rPr>
+          <w:color w:val="000000" w:themeColor="text1"/>
           <w:spacing w:val="-8"/>
           <w:sz w:val="20"/>
         </w:rPr>
@@ -6162,6 +6183,7 @@
       </w:r>
       <w:r>
         <w:rPr>
+          <w:color w:val="000000" w:themeColor="text1"/>
           <w:spacing w:val="-2"/>
           <w:sz w:val="20"/>
         </w:rPr>
@@ -6169,6 +6191,7 @@
       </w:r>
       <w:r>
         <w:rPr>
+          <w:color w:val="000000" w:themeColor="text1"/>
           <w:spacing w:val="-8"/>
           <w:sz w:val="20"/>
         </w:rPr>
@@ -6176,6 +6199,7 @@
       </w:r>
       <w:r>
         <w:rPr>
+          <w:color w:val="000000" w:themeColor="text1"/>
           <w:spacing w:val="-2"/>
           <w:sz w:val="20"/>
         </w:rPr>
@@ -6183,6 +6207,7 @@
       </w:r>
       <w:r>
         <w:rPr>
+          <w:color w:val="000000" w:themeColor="text1"/>
           <w:spacing w:val="-8"/>
           <w:sz w:val="20"/>
         </w:rPr>
@@ -6190,6 +6215,7 @@
       </w:r>
       <w:r>
         <w:rPr>
+          <w:color w:val="000000" w:themeColor="text1"/>
           <w:spacing w:val="-2"/>
           <w:sz w:val="20"/>
         </w:rPr>
@@ -6197,6 +6223,7 @@
       </w:r>
       <w:r>
         <w:rPr>
+          <w:color w:val="000000" w:themeColor="text1"/>
           <w:spacing w:val="-8"/>
           <w:sz w:val="20"/>
         </w:rPr>
@@ -6204,6 +6231,7 @@
       </w:r>
       <w:r>
         <w:rPr>
+          <w:color w:val="000000" w:themeColor="text1"/>
           <w:spacing w:val="-2"/>
           <w:sz w:val="20"/>
         </w:rPr>
@@ -6223,11 +6251,13 @@
         <w:spacing w:before="25"/>
         <w:ind w:left="419" w:hanging="185"/>
         <w:rPr>
-          <w:sz w:val="20"/>
-        </w:rPr>
-      </w:pPr>
-      <w:r>
-        <w:rPr>
+          <w:color w:val="000000" w:themeColor="text1"/>
+          <w:sz w:val="20"/>
+        </w:rPr>
+      </w:pPr>
+      <w:r>
+        <w:rPr>
+          <w:color w:val="000000" w:themeColor="text1"/>
           <w:spacing w:val="-2"/>
           <w:sz w:val="20"/>
         </w:rPr>
@@ -6235,6 +6265,7 @@
       </w:r>
       <w:r>
         <w:rPr>
+          <w:color w:val="000000" w:themeColor="text1"/>
           <w:spacing w:val="-9"/>
           <w:sz w:val="20"/>
         </w:rPr>
@@ -6242,6 +6273,7 @@
       </w:r>
       <w:r>
         <w:rPr>
+          <w:color w:val="000000" w:themeColor="text1"/>
           <w:spacing w:val="-2"/>
           <w:sz w:val="20"/>
         </w:rPr>
@@ -6249,6 +6281,7 @@
       </w:r>
       <w:r>
         <w:rPr>
+          <w:color w:val="000000" w:themeColor="text1"/>
           <w:spacing w:val="-9"/>
           <w:sz w:val="20"/>
         </w:rPr>
@@ -6256,6 +6289,7 @@
       </w:r>
       <w:r>
         <w:rPr>
+          <w:color w:val="000000" w:themeColor="text1"/>
           <w:spacing w:val="-2"/>
           <w:sz w:val="20"/>
         </w:rPr>
@@ -6275,13 +6309,17 @@
         <w:spacing w:before="44"/>
         <w:ind w:left="419" w:hanging="185"/>
         <w:rPr>
-          <w:sz w:val="20"/>
-        </w:rPr>
-      </w:pPr>
-      <w:r>
-        <w:rPr>
-          <w:spacing w:val="-2"/>
-          <w:sz w:val="20"/>
+          <w:color w:val="000000" w:themeColor="text1"/>
+          <w:sz w:val="20"/>
+          <w:szCs w:val="20"/>
+        </w:rPr>
+      </w:pPr>
+      <w:r>
+        <w:rPr>
+          <w:color w:val="000000" w:themeColor="text1"/>
+          <w:spacing w:val="-2"/>
+          <w:sz w:val="20"/>
+          <w:szCs w:val="20"/>
         </w:rPr>
         <w:t>Surveys</w:t>
       </w:r>
@@ -6299,26 +6337,34 @@
         <w:spacing w:before="44"/>
         <w:ind w:left="419" w:hanging="185"/>
         <w:rPr>
-          <w:sz w:val="20"/>
-        </w:rPr>
-      </w:pPr>
-      <w:r>
-        <w:rPr>
-          <w:sz w:val="20"/>
+          <w:color w:val="000000" w:themeColor="text1"/>
+          <w:sz w:val="20"/>
+          <w:szCs w:val="20"/>
+        </w:rPr>
+      </w:pPr>
+      <w:r>
+        <w:rPr>
+          <w:color w:val="000000" w:themeColor="text1"/>
+          <w:sz w:val="20"/>
+          <w:szCs w:val="20"/>
         </w:rPr>
         <w:t>Agile</w:t>
       </w:r>
       <w:r>
         <w:rPr>
+          <w:color w:val="000000" w:themeColor="text1"/>
           <w:spacing w:val="-6"/>
           <w:sz w:val="20"/>
-        </w:rPr>
-        <w:t xml:space="preserve"> </w:t>
-      </w:r>
-      <w:r>
-        <w:rPr>
-          <w:spacing w:val="-2"/>
-          <w:sz w:val="20"/>
+          <w:szCs w:val="20"/>
+        </w:rPr>
+        <w:t xml:space="preserve"> </w:t>
+      </w:r>
+      <w:r>
+        <w:rPr>
+          <w:color w:val="000000" w:themeColor="text1"/>
+          <w:spacing w:val="-2"/>
+          <w:sz w:val="20"/>
+          <w:szCs w:val="20"/>
         </w:rPr>
         <w:t>methodologies</w:t>
       </w:r>
@@ -6336,13 +6382,17 @@
         <w:spacing w:before="44"/>
         <w:ind w:left="419" w:hanging="185"/>
         <w:rPr>
-          <w:sz w:val="20"/>
-        </w:rPr>
-      </w:pPr>
-      <w:r>
-        <w:rPr>
-          <w:spacing w:val="-2"/>
-          <w:sz w:val="20"/>
+          <w:color w:val="000000" w:themeColor="text1"/>
+          <w:sz w:val="20"/>
+          <w:szCs w:val="20"/>
+        </w:rPr>
+      </w:pPr>
+      <w:r>
+        <w:rPr>
+          <w:color w:val="000000" w:themeColor="text1"/>
+          <w:spacing w:val="-2"/>
+          <w:sz w:val="20"/>
+          <w:szCs w:val="20"/>
         </w:rPr>
         <w:t>Figma</w:t>
       </w:r>
@@ -6360,26 +6410,71 @@
         <w:spacing w:before="44"/>
         <w:ind w:left="419" w:hanging="185"/>
         <w:rPr>
-          <w:sz w:val="20"/>
-        </w:rPr>
-      </w:pPr>
-      <w:r>
-        <w:rPr>
-          <w:sz w:val="20"/>
+          <w:color w:val="000000" w:themeColor="text1"/>
+          <w:sz w:val="20"/>
+          <w:szCs w:val="20"/>
+        </w:rPr>
+      </w:pPr>
+      <w:r>
+        <w:rPr>
+          <w:color w:val="000000" w:themeColor="text1"/>
+          <w:sz w:val="20"/>
+          <w:szCs w:val="20"/>
+          <w:shd w:val="clear" w:color="auto" w:fill="FFFFFF"/>
+        </w:rPr>
+        <w:t>prompt engineering</w:t>
+      </w:r>
+      <w:r>
+        <w:rPr>
+          <w:color w:val="000000" w:themeColor="text1"/>
+          <w:sz w:val="20"/>
+          <w:szCs w:val="20"/>
+          <w:shd w:val="clear" w:color="auto" w:fill="FFFFFF"/>
+        </w:rPr>
+        <w:t xml:space="preserve"> (Large language models)</w:t>
+      </w:r>
+    </w:p>
+    <w:p>
+      <w:pPr>
+        <w:pStyle w:val="ListParagraph"/>
+        <w:numPr>
+          <w:ilvl w:val="1"/>
+          <w:numId w:val="2"/>
+        </w:numPr>
+        <w:tabs>
+          <w:tab w:val="left" w:pos="419"/>
+        </w:tabs>
+        <w:spacing w:before="44"/>
+        <w:ind w:left="419" w:hanging="185"/>
+        <w:rPr>
+          <w:color w:val="000000" w:themeColor="text1"/>
+          <w:sz w:val="20"/>
+          <w:szCs w:val="20"/>
+        </w:rPr>
+      </w:pPr>
+      <w:r>
+        <w:rPr>
+          <w:color w:val="000000" w:themeColor="text1"/>
+          <w:sz w:val="20"/>
+          <w:szCs w:val="20"/>
         </w:rPr>
         <w:t>Project</w:t>
       </w:r>
       <w:r>
         <w:rPr>
+          <w:color w:val="000000" w:themeColor="text1"/>
           <w:spacing w:val="-7"/>
           <w:sz w:val="20"/>
-        </w:rPr>
-        <w:t xml:space="preserve"> </w:t>
-      </w:r>
-      <w:r>
-        <w:rPr>
-          <w:spacing w:val="-2"/>
-          <w:sz w:val="20"/>
+          <w:szCs w:val="20"/>
+        </w:rPr>
+        <w:t xml:space="preserve"> </w:t>
+      </w:r>
+      <w:r>
+        <w:rPr>
+          <w:color w:val="000000" w:themeColor="text1"/>
+          <w:spacing w:val="-2"/>
+          <w:sz w:val="20"/>
+          <w:szCs w:val="20"/>
         </w:rPr>
         <w:t>management</w:t>
       </w:r>
@@ -6397,83 +6492,107 @@
         <w:spacing w:before="43"/>
         <w:ind w:left="418" w:hanging="184"/>
         <w:rPr>
-          <w:sz w:val="20"/>
-        </w:rPr>
-      </w:pPr>
-      <w:r>
-        <w:rPr>
+          <w:color w:val="000000" w:themeColor="text1"/>
+          <w:sz w:val="20"/>
+          <w:szCs w:val="20"/>
+        </w:rPr>
+      </w:pPr>
+      <w:r>
+        <w:rPr>
+          <w:color w:val="000000" w:themeColor="text1"/>
           <w:spacing w:val="-4"/>
           <w:sz w:val="20"/>
+          <w:szCs w:val="20"/>
         </w:rPr>
         <w:t>Literature</w:t>
       </w:r>
       <w:r>
         <w:rPr>
+          <w:color w:val="000000" w:themeColor="text1"/>
           <w:spacing w:val="4"/>
           <w:sz w:val="20"/>
-        </w:rPr>
-        <w:t xml:space="preserve"> </w:t>
-      </w:r>
-      <w:r>
-        <w:rPr>
+          <w:szCs w:val="20"/>
+        </w:rPr>
+        <w:t xml:space="preserve"> </w:t>
+      </w:r>
+      <w:r>
+        <w:rPr>
+          <w:color w:val="000000" w:themeColor="text1"/>
           <w:spacing w:val="-4"/>
           <w:sz w:val="20"/>
+          <w:szCs w:val="20"/>
         </w:rPr>
         <w:t>reviews</w:t>
       </w:r>
       <w:r>
         <w:rPr>
+          <w:color w:val="000000" w:themeColor="text1"/>
           <w:spacing w:val="4"/>
           <w:sz w:val="20"/>
-        </w:rPr>
-        <w:t xml:space="preserve"> </w:t>
-      </w:r>
-      <w:r>
-        <w:rPr>
+          <w:szCs w:val="20"/>
+        </w:rPr>
+        <w:t xml:space="preserve"> </w:t>
+      </w:r>
+      <w:r>
+        <w:rPr>
+          <w:color w:val="000000" w:themeColor="text1"/>
           <w:spacing w:val="-4"/>
           <w:sz w:val="20"/>
+          <w:szCs w:val="20"/>
         </w:rPr>
         <w:t>and</w:t>
       </w:r>
       <w:r>
         <w:rPr>
+          <w:color w:val="000000" w:themeColor="text1"/>
           <w:spacing w:val="5"/>
           <w:sz w:val="20"/>
-        </w:rPr>
-        <w:t xml:space="preserve"> </w:t>
-      </w:r>
-      <w:r>
-        <w:rPr>
+          <w:szCs w:val="20"/>
+        </w:rPr>
+        <w:t xml:space="preserve"> </w:t>
+      </w:r>
+      <w:r>
+        <w:rPr>
+          <w:color w:val="000000" w:themeColor="text1"/>
           <w:spacing w:val="-4"/>
           <w:sz w:val="20"/>
+          <w:szCs w:val="20"/>
         </w:rPr>
         <w:t>writing</w:t>
       </w:r>
       <w:r>
         <w:rPr>
+          <w:color w:val="000000" w:themeColor="text1"/>
           <w:spacing w:val="4"/>
           <w:sz w:val="20"/>
-        </w:rPr>
-        <w:t xml:space="preserve"> </w:t>
-      </w:r>
-      <w:r>
-        <w:rPr>
+          <w:szCs w:val="20"/>
+        </w:rPr>
+        <w:t xml:space="preserve"> </w:t>
+      </w:r>
+      <w:r>
+        <w:rPr>
+          <w:color w:val="000000" w:themeColor="text1"/>
           <w:spacing w:val="-4"/>
           <w:sz w:val="20"/>
+          <w:szCs w:val="20"/>
         </w:rPr>
         <w:t>academic</w:t>
       </w:r>
       <w:r>
         <w:rPr>
+          <w:color w:val="000000" w:themeColor="text1"/>
           <w:spacing w:val="5"/>
           <w:sz w:val="20"/>
-        </w:rPr>
-        <w:t xml:space="preserve"> </w:t>
-      </w:r>
-      <w:r>
-        <w:rPr>
+          <w:szCs w:val="20"/>
+        </w:rPr>
+        <w:t xml:space="preserve"> </w:t>
+      </w:r>
+      <w:r>
+        <w:rPr>
+          <w:color w:val="000000" w:themeColor="text1"/>
           <w:spacing w:val="-4"/>
           <w:sz w:val="20"/>
+          <w:szCs w:val="20"/>
         </w:rPr>
         <w:t>papers.</w:t>
       </w:r>
@@ -6488,68 +6607,88 @@
         <w:tabs>
           <w:tab w:val="left" w:pos="418"/>
         </w:tabs>
-        <w:spacing w:before="44"/>
+        <w:spacing w:before="44" w:after="240"/>
         <w:ind w:left="418" w:hanging="184"/>
         <w:rPr>
-          <w:sz w:val="20"/>
-        </w:rPr>
-      </w:pPr>
-      <w:r>
-        <w:rPr>
-          <w:sz w:val="20"/>
+          <w:color w:val="000000" w:themeColor="text1"/>
+          <w:sz w:val="20"/>
+          <w:szCs w:val="20"/>
+        </w:rPr>
+      </w:pPr>
+      <w:r>
+        <w:rPr>
+          <w:color w:val="000000" w:themeColor="text1"/>
+          <w:sz w:val="20"/>
+          <w:szCs w:val="20"/>
         </w:rPr>
         <w:t>Working</w:t>
       </w:r>
       <w:r>
         <w:rPr>
+          <w:color w:val="000000" w:themeColor="text1"/>
           <w:spacing w:val="-6"/>
           <w:sz w:val="20"/>
-        </w:rPr>
-        <w:t xml:space="preserve"> </w:t>
-      </w:r>
-      <w:r>
-        <w:rPr>
-          <w:sz w:val="20"/>
+          <w:szCs w:val="20"/>
+        </w:rPr>
+        <w:t xml:space="preserve"> </w:t>
+      </w:r>
+      <w:r>
+        <w:rPr>
+          <w:color w:val="000000" w:themeColor="text1"/>
+          <w:sz w:val="20"/>
+          <w:szCs w:val="20"/>
         </w:rPr>
         <w:t>knowledge</w:t>
       </w:r>
       <w:r>
         <w:rPr>
+          <w:color w:val="000000" w:themeColor="text1"/>
           <w:spacing w:val="-6"/>
           <w:sz w:val="20"/>
-        </w:rPr>
-        <w:t xml:space="preserve"> </w:t>
-      </w:r>
-      <w:r>
-        <w:rPr>
-          <w:sz w:val="20"/>
+          <w:szCs w:val="20"/>
+        </w:rPr>
+        <w:t xml:space="preserve"> </w:t>
+      </w:r>
+      <w:r>
+        <w:rPr>
+          <w:color w:val="000000" w:themeColor="text1"/>
+          <w:sz w:val="20"/>
+          <w:szCs w:val="20"/>
         </w:rPr>
         <w:t>of</w:t>
       </w:r>
       <w:r>
         <w:rPr>
+          <w:color w:val="000000" w:themeColor="text1"/>
           <w:spacing w:val="-5"/>
           <w:sz w:val="20"/>
-        </w:rPr>
-        <w:t xml:space="preserve"> </w:t>
-      </w:r>
-      <w:r>
-        <w:rPr>
-          <w:sz w:val="20"/>
+          <w:szCs w:val="20"/>
+        </w:rPr>
+        <w:t xml:space="preserve"> </w:t>
+      </w:r>
+      <w:r>
+        <w:rPr>
+          <w:color w:val="000000" w:themeColor="text1"/>
+          <w:sz w:val="20"/>
+          <w:szCs w:val="20"/>
         </w:rPr>
         <w:t>UK</w:t>
       </w:r>
       <w:r>
         <w:rPr>
+          <w:color w:val="000000" w:themeColor="text1"/>
           <w:spacing w:val="-6"/>
           <w:sz w:val="20"/>
-        </w:rPr>
-        <w:t xml:space="preserve"> </w:t>
-      </w:r>
-      <w:r>
-        <w:rPr>
+          <w:szCs w:val="20"/>
+        </w:rPr>
+        <w:t xml:space="preserve"> </w:t>
+      </w:r>
+      <w:r>
+        <w:rPr>
+          <w:color w:val="000000" w:themeColor="text1"/>
           <w:spacing w:val="-4"/>
           <w:sz w:val="20"/>
+          <w:szCs w:val="20"/>
         </w:rPr>
         <w:t>GDPR</w:t>
       </w:r>
@@ -6558,10 +6697,16 @@
       <w:pPr>
         <w:pStyle w:val="Heading2"/>
         <w:spacing w:before="102"/>
+        <w:rPr>
+          <w:sz w:val="20"/>
+          <w:szCs w:val="20"/>
+        </w:rPr>
       </w:pPr>
       <w:r>
         <w:rPr>
           <w:noProof/>
+          <w:sz w:val="20"/>
+          <w:szCs w:val="20"/>
         </w:rPr>
         <mc:AlternateContent>
           <mc:Choice Requires="wps">
@@ -6648,6 +6793,8 @@
       <w:r>
         <w:rPr>
           <w:smallCaps/>
+          <w:sz w:val="20"/>
+          <w:szCs w:val="20"/>
         </w:rPr>
         <w:t>Honors</w:t>
       </w:r>
@@ -6655,12 +6802,16 @@
         <w:rPr>
           <w:smallCaps/>
           <w:spacing w:val="64"/>
+          <w:sz w:val="20"/>
+          <w:szCs w:val="20"/>
         </w:rPr>
         <w:t xml:space="preserve"> </w:t>
       </w:r>
       <w:r>
         <w:rPr>
           <w:smallCaps/>
+          <w:sz w:val="20"/>
+          <w:szCs w:val="20"/>
         </w:rPr>
         <w:t>and</w:t>
       </w:r>
@@ -6668,6 +6819,8 @@
         <w:rPr>
           <w:smallCaps/>
           <w:spacing w:val="51"/>
+          <w:sz w:val="20"/>
+          <w:szCs w:val="20"/>
         </w:rPr>
         <w:t xml:space="preserve"> </w:t>
       </w:r>
@@ -6675,6 +6828,8 @@
         <w:rPr>
           <w:smallCaps/>
           <w:spacing w:val="-2"/>
+          <w:sz w:val="20"/>
+          <w:szCs w:val="20"/>
         </w:rPr>
         <w:t>Awards</w:t>
       </w:r>
@@ -7227,219 +7382,476 @@
         <w:tabs>
           <w:tab w:val="left" w:pos="240"/>
         </w:tabs>
-        <w:spacing w:before="1" w:line="290" w:lineRule="auto"/>
+        <w:spacing w:before="1" w:after="240" w:line="290" w:lineRule="auto"/>
         <w:ind w:left="240" w:right="655" w:hanging="134"/>
         <w:rPr>
           <w:sz w:val="20"/>
-        </w:rPr>
-      </w:pPr>
-      <w:r>
-        <w:rPr>
-          <w:sz w:val="20"/>
-        </w:rPr>
-        <w:t>Associate</w:t>
-      </w:r>
-      <w:r>
-        <w:rPr>
-          <w:spacing w:val="26"/>
-          <w:sz w:val="20"/>
-        </w:rPr>
-        <w:t xml:space="preserve"> </w:t>
-      </w:r>
-      <w:r>
-        <w:rPr>
-          <w:sz w:val="20"/>
-        </w:rPr>
-        <w:t>Fellow</w:t>
-      </w:r>
-      <w:r>
-        <w:rPr>
-          <w:spacing w:val="26"/>
-          <w:sz w:val="20"/>
-        </w:rPr>
-        <w:t xml:space="preserve"> </w:t>
-      </w:r>
-      <w:r>
-        <w:rPr>
-          <w:sz w:val="20"/>
-        </w:rPr>
-        <w:t>Advanced</w:t>
-      </w:r>
-      <w:r>
-        <w:rPr>
-          <w:spacing w:val="26"/>
-          <w:sz w:val="20"/>
-        </w:rPr>
-        <w:t xml:space="preserve"> </w:t>
-      </w:r>
-      <w:r>
-        <w:rPr>
-          <w:sz w:val="20"/>
-        </w:rPr>
-        <w:t>HEA</w:t>
-      </w:r>
-      <w:r>
-        <w:rPr>
-          <w:spacing w:val="26"/>
-          <w:sz w:val="20"/>
-        </w:rPr>
-        <w:t xml:space="preserve"> </w:t>
-      </w:r>
-      <w:r>
-        <w:rPr>
-          <w:sz w:val="20"/>
-        </w:rPr>
-        <w:t>(AFHEA)</w:t>
-      </w:r>
-      <w:r>
-        <w:rPr>
-          <w:spacing w:val="26"/>
-          <w:sz w:val="20"/>
-        </w:rPr>
-        <w:t xml:space="preserve"> </w:t>
-      </w:r>
-      <w:r>
-        <w:rPr>
-          <w:sz w:val="20"/>
-        </w:rPr>
-        <w:t>–</w:t>
-      </w:r>
-      <w:r>
-        <w:rPr>
-          <w:spacing w:val="26"/>
-          <w:sz w:val="20"/>
-        </w:rPr>
-        <w:t xml:space="preserve"> </w:t>
-      </w:r>
-      <w:r>
-        <w:rPr>
-          <w:sz w:val="20"/>
-        </w:rPr>
-        <w:t>Peer</w:t>
-      </w:r>
-      <w:r>
-        <w:rPr>
-          <w:spacing w:val="26"/>
-          <w:sz w:val="20"/>
-        </w:rPr>
-        <w:t xml:space="preserve"> </w:t>
-      </w:r>
-      <w:r>
-        <w:rPr>
-          <w:sz w:val="20"/>
-        </w:rPr>
-        <w:t>review</w:t>
-      </w:r>
-      <w:r>
-        <w:rPr>
-          <w:spacing w:val="26"/>
-          <w:sz w:val="20"/>
-        </w:rPr>
-        <w:t xml:space="preserve"> </w:t>
-      </w:r>
-      <w:r>
-        <w:rPr>
-          <w:sz w:val="20"/>
-        </w:rPr>
-        <w:t>application</w:t>
-      </w:r>
-      <w:r>
-        <w:rPr>
-          <w:spacing w:val="26"/>
-          <w:sz w:val="20"/>
-        </w:rPr>
-        <w:t xml:space="preserve"> </w:t>
-      </w:r>
-      <w:r>
-        <w:rPr>
-          <w:sz w:val="20"/>
-        </w:rPr>
-        <w:t>under</w:t>
-      </w:r>
-      <w:r>
-        <w:rPr>
-          <w:spacing w:val="26"/>
-          <w:sz w:val="20"/>
-        </w:rPr>
-        <w:t xml:space="preserve"> </w:t>
-      </w:r>
-      <w:r>
-        <w:rPr>
-          <w:sz w:val="20"/>
-        </w:rPr>
-        <w:t>review</w:t>
-      </w:r>
-      <w:r>
-        <w:rPr>
-          <w:spacing w:val="26"/>
-          <w:sz w:val="20"/>
-        </w:rPr>
-        <w:t xml:space="preserve"> </w:t>
-      </w:r>
-      <w:r>
-        <w:rPr>
-          <w:sz w:val="20"/>
-        </w:rPr>
-        <w:t>at</w:t>
-      </w:r>
-      <w:r>
-        <w:rPr>
-          <w:spacing w:val="26"/>
-          <w:sz w:val="20"/>
-        </w:rPr>
-        <w:t xml:space="preserve"> </w:t>
-      </w:r>
-      <w:r>
-        <w:rPr>
-          <w:sz w:val="20"/>
-        </w:rPr>
-        <w:t>the</w:t>
-      </w:r>
-      <w:r>
-        <w:rPr>
-          <w:spacing w:val="26"/>
-          <w:sz w:val="20"/>
-        </w:rPr>
-        <w:t xml:space="preserve"> </w:t>
-      </w:r>
-      <w:r>
-        <w:rPr>
-          <w:sz w:val="20"/>
-        </w:rPr>
-        <w:t>St</w:t>
-      </w:r>
-      <w:r>
-        <w:rPr>
-          <w:spacing w:val="26"/>
-          <w:sz w:val="20"/>
-        </w:rPr>
-        <w:t xml:space="preserve"> </w:t>
-      </w:r>
-      <w:r>
-        <w:rPr>
-          <w:sz w:val="20"/>
-        </w:rPr>
-        <w:t>Andrews</w:t>
-      </w:r>
-      <w:r>
-        <w:rPr>
-          <w:spacing w:val="26"/>
-          <w:sz w:val="20"/>
-        </w:rPr>
-        <w:t xml:space="preserve"> </w:t>
-      </w:r>
-      <w:r>
-        <w:rPr>
-          <w:sz w:val="20"/>
-        </w:rPr>
-        <w:t>Recognition Scheme (STAR).</w:t>
+          <w:szCs w:val="20"/>
+        </w:rPr>
+      </w:pPr>
+      <w:r>
+        <w:rPr>
+          <w:color w:val="1F1F1F"/>
+          <w:sz w:val="20"/>
+          <w:szCs w:val="20"/>
+          <w:shd w:val="clear" w:color="auto" w:fill="FFFFFF"/>
+        </w:rPr>
+        <w:t>prompt engineering (Large language models)</w:t>
+      </w:r>
+      <w:r>
+        <w:rPr>
+          <w:color w:val="1F1F1F"/>
+          <w:sz w:val="20"/>
+          <w:szCs w:val="20"/>
+          <w:shd w:val="clear" w:color="auto" w:fill="FFFFFF"/>
+        </w:rPr>
+        <w:t xml:space="preserve"> - </w:t>
+      </w:r>
+      <w:r>
+        <w:rPr>
+          <w:color w:val="1F1F1F"/>
+          <w:sz w:val="20"/>
+          <w:szCs w:val="20"/>
+          <w:shd w:val="clear" w:color="auto" w:fill="FFFFFF"/>
+        </w:rPr>
+        <w:t>Vanderbilt School of Engineering - through Coursera.</w:t>
       </w:r>
     </w:p>
     <w:p>
       <w:pPr>
-        <w:pStyle w:val="BodyText"/>
-        <w:spacing w:before="4"/>
-      </w:pPr>
+        <w:pStyle w:val="ListParagraph"/>
+        <w:numPr>
+          <w:ilvl w:val="0"/>
+          <w:numId w:val="2"/>
+        </w:numPr>
+        <w:tabs>
+          <w:tab w:val="left" w:pos="240"/>
+        </w:tabs>
+        <w:spacing w:before="1" w:after="240" w:line="290" w:lineRule="auto"/>
+        <w:ind w:left="240" w:right="655" w:hanging="134"/>
+        <w:rPr>
+          <w:sz w:val="20"/>
+          <w:szCs w:val="20"/>
+        </w:rPr>
+      </w:pPr>
+      <w:r>
+        <w:rPr>
+          <w:sz w:val="20"/>
+          <w:szCs w:val="20"/>
+        </w:rPr>
+        <w:t>Associate</w:t>
+      </w:r>
+      <w:r>
+        <w:rPr>
+          <w:spacing w:val="26"/>
+          <w:sz w:val="20"/>
+          <w:szCs w:val="20"/>
+        </w:rPr>
+        <w:t xml:space="preserve"> </w:t>
+      </w:r>
+      <w:r>
+        <w:rPr>
+          <w:sz w:val="20"/>
+          <w:szCs w:val="20"/>
+        </w:rPr>
+        <w:t>Fellow</w:t>
+      </w:r>
+      <w:r>
+        <w:rPr>
+          <w:spacing w:val="26"/>
+          <w:sz w:val="20"/>
+          <w:szCs w:val="20"/>
+        </w:rPr>
+        <w:t xml:space="preserve"> </w:t>
+      </w:r>
+      <w:r>
+        <w:rPr>
+          <w:sz w:val="20"/>
+          <w:szCs w:val="20"/>
+        </w:rPr>
+        <w:t>Advanced</w:t>
+      </w:r>
+      <w:r>
+        <w:rPr>
+          <w:spacing w:val="26"/>
+          <w:sz w:val="20"/>
+          <w:szCs w:val="20"/>
+        </w:rPr>
+        <w:t xml:space="preserve"> </w:t>
+      </w:r>
+      <w:r>
+        <w:rPr>
+          <w:sz w:val="20"/>
+          <w:szCs w:val="20"/>
+        </w:rPr>
+        <w:t>HEA</w:t>
+      </w:r>
+      <w:r>
+        <w:rPr>
+          <w:spacing w:val="26"/>
+          <w:sz w:val="20"/>
+          <w:szCs w:val="20"/>
+        </w:rPr>
+        <w:t xml:space="preserve"> </w:t>
+      </w:r>
+      <w:r>
+        <w:rPr>
+          <w:sz w:val="20"/>
+          <w:szCs w:val="20"/>
+        </w:rPr>
+        <w:t>(AFHEA)</w:t>
+      </w:r>
+      <w:r>
+        <w:rPr>
+          <w:spacing w:val="26"/>
+          <w:sz w:val="20"/>
+          <w:szCs w:val="20"/>
+        </w:rPr>
+        <w:t xml:space="preserve"> </w:t>
+      </w:r>
+      <w:r>
+        <w:rPr>
+          <w:sz w:val="20"/>
+          <w:szCs w:val="20"/>
+        </w:rPr>
+        <w:t>–</w:t>
+      </w:r>
+      <w:r>
+        <w:rPr>
+          <w:spacing w:val="26"/>
+          <w:sz w:val="20"/>
+          <w:szCs w:val="20"/>
+        </w:rPr>
+        <w:t xml:space="preserve"> </w:t>
+      </w:r>
+      <w:r>
+        <w:rPr>
+          <w:sz w:val="20"/>
+          <w:szCs w:val="20"/>
+        </w:rPr>
+        <w:t>Peer</w:t>
+      </w:r>
+      <w:r>
+        <w:rPr>
+          <w:spacing w:val="26"/>
+          <w:sz w:val="20"/>
+          <w:szCs w:val="20"/>
+        </w:rPr>
+        <w:t xml:space="preserve"> </w:t>
+      </w:r>
+      <w:r>
+        <w:rPr>
+          <w:sz w:val="20"/>
+          <w:szCs w:val="20"/>
+        </w:rPr>
+        <w:t>review</w:t>
+      </w:r>
+      <w:r>
+        <w:rPr>
+          <w:spacing w:val="26"/>
+          <w:sz w:val="20"/>
+          <w:szCs w:val="20"/>
+        </w:rPr>
+        <w:t xml:space="preserve"> </w:t>
+      </w:r>
+      <w:r>
+        <w:rPr>
+          <w:sz w:val="20"/>
+          <w:szCs w:val="20"/>
+        </w:rPr>
+        <w:t>application</w:t>
+      </w:r>
+      <w:r>
+        <w:rPr>
+          <w:spacing w:val="26"/>
+          <w:sz w:val="20"/>
+          <w:szCs w:val="20"/>
+        </w:rPr>
+        <w:t xml:space="preserve"> </w:t>
+      </w:r>
+      <w:r>
+        <w:rPr>
+          <w:sz w:val="20"/>
+          <w:szCs w:val="20"/>
+        </w:rPr>
+        <w:t>under</w:t>
+      </w:r>
+      <w:r>
+        <w:rPr>
+          <w:spacing w:val="26"/>
+          <w:sz w:val="20"/>
+          <w:szCs w:val="20"/>
+        </w:rPr>
+        <w:t xml:space="preserve"> </w:t>
+      </w:r>
+      <w:r>
+        <w:rPr>
+          <w:sz w:val="20"/>
+          <w:szCs w:val="20"/>
+        </w:rPr>
+        <w:t>review</w:t>
+      </w:r>
+      <w:r>
+        <w:rPr>
+          <w:spacing w:val="26"/>
+          <w:sz w:val="20"/>
+          <w:szCs w:val="20"/>
+        </w:rPr>
+        <w:t xml:space="preserve"> </w:t>
+      </w:r>
+      <w:r>
+        <w:rPr>
+          <w:sz w:val="20"/>
+          <w:szCs w:val="20"/>
+        </w:rPr>
+        <w:t>at</w:t>
+      </w:r>
+      <w:r>
+        <w:rPr>
+          <w:spacing w:val="26"/>
+          <w:sz w:val="20"/>
+          <w:szCs w:val="20"/>
+        </w:rPr>
+        <w:t xml:space="preserve"> </w:t>
+      </w:r>
+      <w:r>
+        <w:rPr>
+          <w:sz w:val="20"/>
+          <w:szCs w:val="20"/>
+        </w:rPr>
+        <w:t>the</w:t>
+      </w:r>
+      <w:r>
+        <w:rPr>
+          <w:spacing w:val="26"/>
+          <w:sz w:val="20"/>
+          <w:szCs w:val="20"/>
+        </w:rPr>
+        <w:t xml:space="preserve"> </w:t>
+      </w:r>
+      <w:r>
+        <w:rPr>
+          <w:sz w:val="20"/>
+          <w:szCs w:val="20"/>
+        </w:rPr>
+        <w:t>St</w:t>
+      </w:r>
+      <w:r>
+        <w:rPr>
+          <w:spacing w:val="26"/>
+          <w:sz w:val="20"/>
+          <w:szCs w:val="20"/>
+        </w:rPr>
+        <w:t xml:space="preserve"> </w:t>
+      </w:r>
+      <w:r>
+        <w:rPr>
+          <w:sz w:val="20"/>
+          <w:szCs w:val="20"/>
+        </w:rPr>
+        <w:t>Andrews</w:t>
+      </w:r>
+      <w:r>
+        <w:rPr>
+          <w:spacing w:val="26"/>
+          <w:sz w:val="20"/>
+          <w:szCs w:val="20"/>
+        </w:rPr>
+        <w:t xml:space="preserve"> </w:t>
+      </w:r>
+      <w:r>
+        <w:rPr>
+          <w:sz w:val="20"/>
+          <w:szCs w:val="20"/>
+        </w:rPr>
+        <w:t>Recognition Scheme (STAR).</w:t>
+      </w:r>
+    </w:p>
+    <w:p>
+      <w:pPr>
+        <w:pStyle w:val="ListParagraph"/>
+        <w:numPr>
+          <w:ilvl w:val="0"/>
+          <w:numId w:val="2"/>
+        </w:numPr>
+        <w:tabs>
+          <w:tab w:val="left" w:pos="239"/>
+        </w:tabs>
+        <w:spacing w:after="240"/>
+        <w:ind w:left="239" w:hanging="133"/>
+        <w:rPr>
+          <w:sz w:val="20"/>
+          <w:szCs w:val="20"/>
+        </w:rPr>
+      </w:pPr>
+      <w:r>
+        <w:rPr>
+          <w:spacing w:val="-2"/>
+          <w:sz w:val="20"/>
+          <w:szCs w:val="20"/>
+        </w:rPr>
+        <w:t>Mandatory</w:t>
+      </w:r>
+      <w:r>
+        <w:rPr>
+          <w:spacing w:val="-8"/>
+          <w:sz w:val="20"/>
+          <w:szCs w:val="20"/>
+        </w:rPr>
+        <w:t xml:space="preserve"> </w:t>
+      </w:r>
+      <w:r>
+        <w:rPr>
+          <w:spacing w:val="-2"/>
+          <w:sz w:val="20"/>
+          <w:szCs w:val="20"/>
+        </w:rPr>
+        <w:t>training</w:t>
+      </w:r>
+      <w:r>
+        <w:rPr>
+          <w:spacing w:val="-8"/>
+          <w:sz w:val="20"/>
+          <w:szCs w:val="20"/>
+        </w:rPr>
+        <w:t xml:space="preserve"> </w:t>
+      </w:r>
+      <w:r>
+        <w:rPr>
+          <w:spacing w:val="-2"/>
+          <w:sz w:val="20"/>
+          <w:szCs w:val="20"/>
+        </w:rPr>
+        <w:t>for</w:t>
+      </w:r>
+      <w:r>
+        <w:rPr>
+          <w:spacing w:val="-8"/>
+          <w:sz w:val="20"/>
+          <w:szCs w:val="20"/>
+        </w:rPr>
+        <w:t xml:space="preserve"> </w:t>
+      </w:r>
+      <w:r>
+        <w:rPr>
+          <w:spacing w:val="-2"/>
+          <w:sz w:val="20"/>
+          <w:szCs w:val="20"/>
+        </w:rPr>
+        <w:t>postgraduates</w:t>
+      </w:r>
+      <w:r>
+        <w:rPr>
+          <w:spacing w:val="-8"/>
+          <w:sz w:val="20"/>
+          <w:szCs w:val="20"/>
+        </w:rPr>
+        <w:t xml:space="preserve"> </w:t>
+      </w:r>
+      <w:r>
+        <w:rPr>
+          <w:spacing w:val="-2"/>
+          <w:sz w:val="20"/>
+          <w:szCs w:val="20"/>
+        </w:rPr>
+        <w:t>who</w:t>
+      </w:r>
+      <w:r>
+        <w:rPr>
+          <w:spacing w:val="-8"/>
+          <w:sz w:val="20"/>
+          <w:szCs w:val="20"/>
+        </w:rPr>
+        <w:t xml:space="preserve"> </w:t>
+      </w:r>
+      <w:r>
+        <w:rPr>
+          <w:spacing w:val="-2"/>
+          <w:sz w:val="20"/>
+          <w:szCs w:val="20"/>
+        </w:rPr>
+        <w:t>teach</w:t>
+      </w:r>
+      <w:r>
+        <w:rPr>
+          <w:spacing w:val="-8"/>
+          <w:sz w:val="20"/>
+          <w:szCs w:val="20"/>
+        </w:rPr>
+        <w:t xml:space="preserve"> </w:t>
+      </w:r>
+      <w:r>
+        <w:rPr>
+          <w:spacing w:val="-2"/>
+          <w:sz w:val="20"/>
+          <w:szCs w:val="20"/>
+        </w:rPr>
+        <w:t>–</w:t>
+      </w:r>
+      <w:r>
+        <w:rPr>
+          <w:spacing w:val="-8"/>
+          <w:sz w:val="20"/>
+          <w:szCs w:val="20"/>
+        </w:rPr>
+        <w:t xml:space="preserve"> </w:t>
+      </w:r>
+      <w:r>
+        <w:rPr>
+          <w:spacing w:val="-2"/>
+          <w:sz w:val="20"/>
+          <w:szCs w:val="20"/>
+        </w:rPr>
+        <w:t>University</w:t>
+      </w:r>
+      <w:r>
+        <w:rPr>
+          <w:spacing w:val="-8"/>
+          <w:sz w:val="20"/>
+          <w:szCs w:val="20"/>
+        </w:rPr>
+        <w:t xml:space="preserve"> </w:t>
+      </w:r>
+      <w:r>
+        <w:rPr>
+          <w:spacing w:val="-2"/>
+          <w:sz w:val="20"/>
+          <w:szCs w:val="20"/>
+        </w:rPr>
+        <w:t>of</w:t>
+      </w:r>
+      <w:r>
+        <w:rPr>
+          <w:spacing w:val="-8"/>
+          <w:sz w:val="20"/>
+          <w:szCs w:val="20"/>
+        </w:rPr>
+        <w:t xml:space="preserve"> </w:t>
+      </w:r>
+      <w:r>
+        <w:rPr>
+          <w:spacing w:val="-2"/>
+          <w:sz w:val="20"/>
+          <w:szCs w:val="20"/>
+        </w:rPr>
+        <w:t>St</w:t>
+      </w:r>
+      <w:r>
+        <w:rPr>
+          <w:spacing w:val="-7"/>
+          <w:sz w:val="20"/>
+          <w:szCs w:val="20"/>
+        </w:rPr>
+        <w:t xml:space="preserve"> </w:t>
+      </w:r>
+      <w:r>
+        <w:rPr>
+          <w:spacing w:val="-2"/>
+          <w:sz w:val="20"/>
+          <w:szCs w:val="20"/>
+        </w:rPr>
+        <w:t>Andrews.</w:t>
+      </w:r>
     </w:p>
     <w:p>
       <w:pPr>
@@ -7454,324 +7866,179 @@
         <w:ind w:left="239" w:hanging="133"/>
         <w:rPr>
           <w:sz w:val="20"/>
-        </w:rPr>
-      </w:pPr>
-      <w:r>
-        <w:rPr>
-          <w:spacing w:val="-2"/>
-          <w:sz w:val="20"/>
-        </w:rPr>
-        <w:t>Mandatory</w:t>
-      </w:r>
-      <w:r>
-        <w:rPr>
-          <w:spacing w:val="-8"/>
-          <w:sz w:val="20"/>
-        </w:rPr>
-        <w:t xml:space="preserve"> </w:t>
-      </w:r>
-      <w:r>
-        <w:rPr>
-          <w:spacing w:val="-2"/>
-          <w:sz w:val="20"/>
-        </w:rPr>
-        <w:t>training</w:t>
-      </w:r>
-      <w:r>
-        <w:rPr>
-          <w:spacing w:val="-8"/>
-          <w:sz w:val="20"/>
-        </w:rPr>
-        <w:t xml:space="preserve"> </w:t>
-      </w:r>
-      <w:r>
-        <w:rPr>
-          <w:spacing w:val="-2"/>
-          <w:sz w:val="20"/>
-        </w:rPr>
-        <w:t>for</w:t>
-      </w:r>
-      <w:r>
-        <w:rPr>
-          <w:spacing w:val="-8"/>
-          <w:sz w:val="20"/>
-        </w:rPr>
-        <w:t xml:space="preserve"> </w:t>
-      </w:r>
-      <w:r>
-        <w:rPr>
-          <w:spacing w:val="-2"/>
-          <w:sz w:val="20"/>
-        </w:rPr>
-        <w:t>postgraduates</w:t>
-      </w:r>
-      <w:r>
-        <w:rPr>
-          <w:spacing w:val="-8"/>
-          <w:sz w:val="20"/>
-        </w:rPr>
-        <w:t xml:space="preserve"> </w:t>
-      </w:r>
-      <w:r>
-        <w:rPr>
-          <w:spacing w:val="-2"/>
-          <w:sz w:val="20"/>
-        </w:rPr>
-        <w:t>who</w:t>
-      </w:r>
-      <w:r>
-        <w:rPr>
-          <w:spacing w:val="-8"/>
-          <w:sz w:val="20"/>
-        </w:rPr>
-        <w:t xml:space="preserve"> </w:t>
-      </w:r>
-      <w:r>
-        <w:rPr>
-          <w:spacing w:val="-2"/>
-          <w:sz w:val="20"/>
-        </w:rPr>
-        <w:t>teach</w:t>
-      </w:r>
-      <w:r>
-        <w:rPr>
-          <w:spacing w:val="-8"/>
-          <w:sz w:val="20"/>
-        </w:rPr>
-        <w:t xml:space="preserve"> </w:t>
-      </w:r>
-      <w:r>
-        <w:rPr>
-          <w:spacing w:val="-2"/>
-          <w:sz w:val="20"/>
+          <w:szCs w:val="20"/>
+        </w:rPr>
+      </w:pPr>
+      <w:r>
+        <w:rPr>
+          <w:sz w:val="20"/>
+          <w:szCs w:val="20"/>
+        </w:rPr>
+        <w:t>Training</w:t>
+      </w:r>
+      <w:r>
+        <w:rPr>
+          <w:spacing w:val="-6"/>
+          <w:sz w:val="20"/>
+          <w:szCs w:val="20"/>
+        </w:rPr>
+        <w:t xml:space="preserve"> </w:t>
+      </w:r>
+      <w:r>
+        <w:rPr>
+          <w:sz w:val="20"/>
+          <w:szCs w:val="20"/>
+        </w:rPr>
+        <w:t>in</w:t>
+      </w:r>
+      <w:r>
+        <w:rPr>
+          <w:spacing w:val="-5"/>
+          <w:sz w:val="20"/>
+          <w:szCs w:val="20"/>
+        </w:rPr>
+        <w:t xml:space="preserve"> </w:t>
+      </w:r>
+      <w:r>
+        <w:rPr>
+          <w:sz w:val="20"/>
+          <w:szCs w:val="20"/>
+        </w:rPr>
+        <w:t>good</w:t>
+      </w:r>
+      <w:r>
+        <w:rPr>
+          <w:spacing w:val="-5"/>
+          <w:sz w:val="20"/>
+          <w:szCs w:val="20"/>
+        </w:rPr>
+        <w:t xml:space="preserve"> </w:t>
+      </w:r>
+      <w:r>
+        <w:rPr>
+          <w:sz w:val="20"/>
+          <w:szCs w:val="20"/>
+        </w:rPr>
+        <w:t>academic</w:t>
+      </w:r>
+      <w:r>
+        <w:rPr>
+          <w:spacing w:val="-6"/>
+          <w:sz w:val="20"/>
+          <w:szCs w:val="20"/>
+        </w:rPr>
+        <w:t xml:space="preserve"> </w:t>
+      </w:r>
+      <w:r>
+        <w:rPr>
+          <w:sz w:val="20"/>
+          <w:szCs w:val="20"/>
+        </w:rPr>
+        <w:t>practice</w:t>
+      </w:r>
+      <w:r>
+        <w:rPr>
+          <w:spacing w:val="-5"/>
+          <w:sz w:val="20"/>
+          <w:szCs w:val="20"/>
+        </w:rPr>
+        <w:t xml:space="preserve"> </w:t>
+      </w:r>
+      <w:r>
+        <w:rPr>
+          <w:sz w:val="20"/>
+          <w:szCs w:val="20"/>
+        </w:rPr>
+        <w:t>PGT</w:t>
+      </w:r>
+      <w:r>
+        <w:rPr>
+          <w:spacing w:val="-6"/>
+          <w:sz w:val="20"/>
+          <w:szCs w:val="20"/>
+        </w:rPr>
+        <w:t xml:space="preserve"> </w:t>
+      </w:r>
+      <w:r>
+        <w:rPr>
+          <w:sz w:val="20"/>
+          <w:szCs w:val="20"/>
+        </w:rPr>
+        <w:t>students</w:t>
+      </w:r>
+      <w:r>
+        <w:rPr>
+          <w:spacing w:val="-5"/>
+          <w:sz w:val="20"/>
+          <w:szCs w:val="20"/>
+        </w:rPr>
+        <w:t xml:space="preserve"> </w:t>
+      </w:r>
+      <w:r>
+        <w:rPr>
+          <w:sz w:val="20"/>
+          <w:szCs w:val="20"/>
         </w:rPr>
         <w:t>–</w:t>
       </w:r>
       <w:r>
         <w:rPr>
-          <w:spacing w:val="-8"/>
-          <w:sz w:val="20"/>
-        </w:rPr>
-        <w:t xml:space="preserve"> </w:t>
-      </w:r>
-      <w:r>
-        <w:rPr>
-          <w:spacing w:val="-2"/>
-          <w:sz w:val="20"/>
+          <w:spacing w:val="-6"/>
+          <w:sz w:val="20"/>
+          <w:szCs w:val="20"/>
+        </w:rPr>
+        <w:t xml:space="preserve"> </w:t>
+      </w:r>
+      <w:r>
+        <w:rPr>
+          <w:sz w:val="20"/>
+          <w:szCs w:val="20"/>
         </w:rPr>
         <w:t>University</w:t>
       </w:r>
       <w:r>
         <w:rPr>
-          <w:spacing w:val="-8"/>
-          <w:sz w:val="20"/>
-        </w:rPr>
-        <w:t xml:space="preserve"> </w:t>
-      </w:r>
-      <w:r>
-        <w:rPr>
-          <w:spacing w:val="-2"/>
-          <w:sz w:val="20"/>
+          <w:spacing w:val="-5"/>
+          <w:sz w:val="20"/>
+          <w:szCs w:val="20"/>
+        </w:rPr>
+        <w:t xml:space="preserve"> </w:t>
+      </w:r>
+      <w:r>
+        <w:rPr>
+          <w:sz w:val="20"/>
+          <w:szCs w:val="20"/>
         </w:rPr>
         <w:t>of</w:t>
       </w:r>
       <w:r>
         <w:rPr>
-          <w:spacing w:val="-8"/>
-          <w:sz w:val="20"/>
-        </w:rPr>
-        <w:t xml:space="preserve"> </w:t>
-      </w:r>
-      <w:r>
-        <w:rPr>
-          <w:spacing w:val="-2"/>
-          <w:sz w:val="20"/>
+          <w:spacing w:val="-5"/>
+          <w:sz w:val="20"/>
+          <w:szCs w:val="20"/>
+        </w:rPr>
+        <w:t xml:space="preserve"> </w:t>
+      </w:r>
+      <w:r>
+        <w:rPr>
+          <w:sz w:val="20"/>
+          <w:szCs w:val="20"/>
         </w:rPr>
         <w:t>St</w:t>
       </w:r>
       <w:r>
         <w:rPr>
-          <w:spacing w:val="-7"/>
-          <w:sz w:val="20"/>
-        </w:rPr>
-        <w:t xml:space="preserve"> </w:t>
-      </w:r>
-      <w:r>
-        <w:rPr>
-          <w:spacing w:val="-2"/>
-          <w:sz w:val="20"/>
-        </w:rPr>
-        <w:t>Andrews.</w:t>
-      </w:r>
-    </w:p>
-    <w:p>
-      <w:pPr>
-        <w:pStyle w:val="BodyText"/>
-        <w:spacing w:before="55"/>
-      </w:pPr>
-    </w:p>
-    <w:p>
-      <w:pPr>
-        <w:pStyle w:val="ListParagraph"/>
-        <w:numPr>
-          <w:ilvl w:val="0"/>
-          <w:numId w:val="2"/>
-        </w:numPr>
-        <w:tabs>
-          <w:tab w:val="left" w:pos="239"/>
-        </w:tabs>
-        <w:ind w:left="239" w:hanging="133"/>
-        <w:rPr>
-          <w:sz w:val="20"/>
-        </w:rPr>
-      </w:pPr>
-      <w:r>
-        <w:rPr>
-          <w:sz w:val="20"/>
-        </w:rPr>
-        <w:t>Training</w:t>
-      </w:r>
-      <w:r>
-        <w:rPr>
-          <w:spacing w:val="-6"/>
-          <w:sz w:val="20"/>
-        </w:rPr>
-        <w:t xml:space="preserve"> </w:t>
-      </w:r>
-      <w:r>
-        <w:rPr>
-          <w:sz w:val="20"/>
-        </w:rPr>
-        <w:t>in</w:t>
-      </w:r>
-      <w:r>
-        <w:rPr>
           <w:spacing w:val="-5"/>
           <w:sz w:val="20"/>
-        </w:rPr>
-        <w:t xml:space="preserve"> </w:t>
-      </w:r>
-      <w:r>
-        <w:rPr>
-          <w:sz w:val="20"/>
-        </w:rPr>
-        <w:t>good</w:t>
-      </w:r>
-      <w:r>
-        <w:rPr>
-          <w:spacing w:val="-5"/>
-          <w:sz w:val="20"/>
-        </w:rPr>
-        <w:t xml:space="preserve"> </w:t>
-      </w:r>
-      <w:r>
-        <w:rPr>
-          <w:sz w:val="20"/>
-        </w:rPr>
-        <w:t>academic</w:t>
-      </w:r>
-      <w:r>
-        <w:rPr>
-          <w:spacing w:val="-6"/>
-          <w:sz w:val="20"/>
-        </w:rPr>
-        <w:t xml:space="preserve"> </w:t>
-      </w:r>
-      <w:r>
-        <w:rPr>
-          <w:sz w:val="20"/>
-        </w:rPr>
-        <w:t>practice</w:t>
-      </w:r>
-      <w:r>
-        <w:rPr>
-          <w:spacing w:val="-5"/>
-          <w:sz w:val="20"/>
-        </w:rPr>
-        <w:t xml:space="preserve"> </w:t>
-      </w:r>
-      <w:r>
-        <w:rPr>
-          <w:sz w:val="20"/>
-        </w:rPr>
-        <w:t>PGT</w:t>
-      </w:r>
-      <w:r>
-        <w:rPr>
-          <w:spacing w:val="-6"/>
-          <w:sz w:val="20"/>
-        </w:rPr>
-        <w:t xml:space="preserve"> </w:t>
-      </w:r>
-      <w:r>
-        <w:rPr>
-          <w:sz w:val="20"/>
-        </w:rPr>
-        <w:t>students</w:t>
-      </w:r>
-      <w:r>
-        <w:rPr>
-          <w:spacing w:val="-5"/>
-          <w:sz w:val="20"/>
-        </w:rPr>
-        <w:t xml:space="preserve"> </w:t>
-      </w:r>
-      <w:r>
-        <w:rPr>
-          <w:sz w:val="20"/>
-        </w:rPr>
-        <w:t>–</w:t>
-      </w:r>
-      <w:r>
-        <w:rPr>
-          <w:spacing w:val="-6"/>
-          <w:sz w:val="20"/>
-        </w:rPr>
-        <w:t xml:space="preserve"> </w:t>
-      </w:r>
-      <w:r>
-        <w:rPr>
-          <w:sz w:val="20"/>
-        </w:rPr>
-        <w:t>University</w:t>
-      </w:r>
-      <w:r>
-        <w:rPr>
-          <w:spacing w:val="-5"/>
-          <w:sz w:val="20"/>
-        </w:rPr>
-        <w:t xml:space="preserve"> </w:t>
-      </w:r>
-      <w:r>
-        <w:rPr>
-          <w:sz w:val="20"/>
-        </w:rPr>
-        <w:t>of</w:t>
-      </w:r>
-      <w:r>
-        <w:rPr>
-          <w:spacing w:val="-5"/>
-          <w:sz w:val="20"/>
-        </w:rPr>
-        <w:t xml:space="preserve"> </w:t>
-      </w:r>
-      <w:r>
-        <w:rPr>
-          <w:sz w:val="20"/>
-        </w:rPr>
-        <w:t>St</w:t>
-      </w:r>
-      <w:r>
-        <w:rPr>
-          <w:spacing w:val="-5"/>
-          <w:sz w:val="20"/>
-        </w:rPr>
-        <w:t xml:space="preserve"> </w:t>
-      </w:r>
-      <w:r>
-        <w:rPr>
-          <w:spacing w:val="-2"/>
-          <w:sz w:val="20"/>
+          <w:szCs w:val="20"/>
+        </w:rPr>
+        <w:t xml:space="preserve"> </w:t>
+      </w:r>
+      <w:r>
+        <w:rPr>
+          <w:spacing w:val="-2"/>
+          <w:sz w:val="20"/>
+          <w:szCs w:val="20"/>
         </w:rPr>
         <w:t>Andrews.</w:t>
       </w:r>

--- a/Adamu_Habu_CV.docx
+++ b/Adamu_Habu_CV.docx
@@ -5149,7 +5149,23 @@
           <w:spacing w:val="-2"/>
           <w:sz w:val="18"/>
         </w:rPr>
-        <w:t>Tristan</w:t>
+        <w:t>Ian James Miguel</w:t>
+      </w:r>
+      <w:r>
+        <w:rPr>
+          <w:i/>
+          <w:spacing w:val="3"/>
+          <w:sz w:val="18"/>
+        </w:rPr>
+        <w:t xml:space="preserve"> </w:t>
+      </w:r>
+      <w:r>
+        <w:rPr>
+          <w:i/>
+          <w:spacing w:val="-2"/>
+          <w:sz w:val="18"/>
+        </w:rPr>
+        <w:t>and</w:t>
       </w:r>
       <w:r>
         <w:rPr>
@@ -5165,55 +5181,7 @@
           <w:spacing w:val="-2"/>
           <w:sz w:val="18"/>
         </w:rPr>
-        <w:t>Henderson</w:t>
-      </w:r>
-      <w:r>
-        <w:rPr>
-          <w:i/>
-          <w:spacing w:val="3"/>
-          <w:sz w:val="18"/>
-        </w:rPr>
-        <w:t xml:space="preserve"> </w:t>
-      </w:r>
-      <w:r>
-        <w:rPr>
-          <w:i/>
-          <w:spacing w:val="-2"/>
-          <w:sz w:val="18"/>
-        </w:rPr>
-        <w:t>and</w:t>
-      </w:r>
-      <w:r>
-        <w:rPr>
-          <w:i/>
-          <w:spacing w:val="4"/>
-          <w:sz w:val="18"/>
-        </w:rPr>
-        <w:t xml:space="preserve"> </w:t>
-      </w:r>
-      <w:r>
-        <w:rPr>
-          <w:i/>
-          <w:spacing w:val="-2"/>
-          <w:sz w:val="18"/>
-        </w:rPr>
-        <w:t>Loraine</w:t>
-      </w:r>
-      <w:r>
-        <w:rPr>
-          <w:i/>
-          <w:spacing w:val="3"/>
-          <w:sz w:val="18"/>
-        </w:rPr>
-        <w:t xml:space="preserve"> </w:t>
-      </w:r>
-      <w:r>
-        <w:rPr>
-          <w:i/>
-          <w:spacing w:val="-2"/>
-          <w:sz w:val="18"/>
-        </w:rPr>
-        <w:t>Clarke</w:t>
+        <w:t>Simon Dobson</w:t>
       </w:r>
       <w:r>
         <w:rPr>
@@ -6422,16 +6390,7 @@
           <w:szCs w:val="20"/>
           <w:shd w:val="clear" w:color="auto" w:fill="FFFFFF"/>
         </w:rPr>
-        <w:t>prompt engineering</w:t>
-      </w:r>
-      <w:r>
-        <w:rPr>
-          <w:color w:val="000000" w:themeColor="text1"/>
-          <w:sz w:val="20"/>
-          <w:szCs w:val="20"/>
-          <w:shd w:val="clear" w:color="auto" w:fill="FFFFFF"/>
-        </w:rPr>
-        <w:t xml:space="preserve"> (Large language models)</w:t>
+        <w:t>prompt engineering (Large language models)</w:t>
       </w:r>
     </w:p>
     <w:p>
@@ -7396,25 +7355,7 @@
           <w:szCs w:val="20"/>
           <w:shd w:val="clear" w:color="auto" w:fill="FFFFFF"/>
         </w:rPr>
-        <w:t>prompt engineering (Large language models)</w:t>
-      </w:r>
-      <w:r>
-        <w:rPr>
-          <w:color w:val="1F1F1F"/>
-          <w:sz w:val="20"/>
-          <w:szCs w:val="20"/>
-          <w:shd w:val="clear" w:color="auto" w:fill="FFFFFF"/>
-        </w:rPr>
-        <w:t xml:space="preserve"> - </w:t>
-      </w:r>
-      <w:r>
-        <w:rPr>
-          <w:color w:val="1F1F1F"/>
-          <w:sz w:val="20"/>
-          <w:szCs w:val="20"/>
-          <w:shd w:val="clear" w:color="auto" w:fill="FFFFFF"/>
-        </w:rPr>
-        <w:t>Vanderbilt School of Engineering - through Coursera.</w:t>
+        <w:t>prompt engineering (Large language models) - Vanderbilt School of Engineering - through Coursera.</w:t>
       </w:r>
     </w:p>
     <w:p>

--- a/Adamu_Habu_CV.docx
+++ b/Adamu_Habu_CV.docx
@@ -7493,74 +7493,21 @@
           <w:sz w:val="20"/>
           <w:szCs w:val="20"/>
         </w:rPr>
-        <w:t xml:space="preserve"> </w:t>
+        <w:t xml:space="preserve">ed </w:t>
       </w:r>
       <w:r>
         <w:rPr>
           <w:sz w:val="20"/>
           <w:szCs w:val="20"/>
         </w:rPr>
-        <w:t>application</w:t>
-      </w:r>
-      <w:r>
-        <w:rPr>
-          <w:spacing w:val="26"/>
+        <w:t>and awarded through t</w:t>
+      </w:r>
+      <w:r>
+        <w:rPr>
           <w:sz w:val="20"/>
           <w:szCs w:val="20"/>
         </w:rPr>
-        <w:t xml:space="preserve"> </w:t>
-      </w:r>
-      <w:r>
-        <w:rPr>
-          <w:sz w:val="20"/>
-          <w:szCs w:val="20"/>
-        </w:rPr>
-        <w:t>under</w:t>
-      </w:r>
-      <w:r>
-        <w:rPr>
-          <w:spacing w:val="26"/>
-          <w:sz w:val="20"/>
-          <w:szCs w:val="20"/>
-        </w:rPr>
-        <w:t xml:space="preserve"> </w:t>
-      </w:r>
-      <w:r>
-        <w:rPr>
-          <w:sz w:val="20"/>
-          <w:szCs w:val="20"/>
-        </w:rPr>
-        <w:t>review</w:t>
-      </w:r>
-      <w:r>
-        <w:rPr>
-          <w:spacing w:val="26"/>
-          <w:sz w:val="20"/>
-          <w:szCs w:val="20"/>
-        </w:rPr>
-        <w:t xml:space="preserve"> </w:t>
-      </w:r>
-      <w:r>
-        <w:rPr>
-          <w:sz w:val="20"/>
-          <w:szCs w:val="20"/>
-        </w:rPr>
-        <w:t>at</w:t>
-      </w:r>
-      <w:r>
-        <w:rPr>
-          <w:spacing w:val="26"/>
-          <w:sz w:val="20"/>
-          <w:szCs w:val="20"/>
-        </w:rPr>
-        <w:t xml:space="preserve"> </w:t>
-      </w:r>
-      <w:r>
-        <w:rPr>
-          <w:sz w:val="20"/>
-          <w:szCs w:val="20"/>
-        </w:rPr>
-        <w:t>the</w:t>
+        <w:t>he</w:t>
       </w:r>
       <w:r>
         <w:rPr>
